--- a/TechnicalInformation.docx
+++ b/TechnicalInformation.docx
@@ -4194,7 +4194,7 @@
                 <v:shape id="_x0000_i1025" type="#_x0000_t75" style="width:78.9pt;height:50.7pt" o:ole="">
                   <v:imagedata r:id="rId6" o:title=""/>
                 </v:shape>
-                <o:OLEObject Type="Embed" ProgID="Package" ShapeID="_x0000_i1025" DrawAspect="Icon" ObjectID="_1834822195" r:id="rId7"/>
+                <o:OLEObject Type="Embed" ProgID="Package" ShapeID="_x0000_i1025" DrawAspect="Icon" ObjectID="_1836369952" r:id="rId7"/>
               </w:object>
             </w:r>
           </w:p>
@@ -25246,7 +25246,7 @@
         </w:rPr>
         <w:lastRenderedPageBreak/>
         <w:drawing>
-          <wp:inline distT="0" distB="0" distL="0" distR="0" wp14:anchorId="441EED33" wp14:editId="64E53272">
+          <wp:inline distT="0" distB="0" distL="0" distR="0" wp14:anchorId="441EED33" wp14:editId="24552BFB">
             <wp:extent cx="5731510" cy="1245235"/>
             <wp:effectExtent l="0" t="0" r="2540" b="12065"/>
             <wp:docPr id="1478262411" name="Picture 2"/>
@@ -34912,21 +34912,14 @@
           <w:b/>
           <w:bCs/>
         </w:rPr>
-        <w:t>git config --global user.name "</w:t>
+        <w:t xml:space="preserve">git config --global user.name </w:t>
       </w:r>
       <w:r>
         <w:rPr>
           <w:b/>
           <w:bCs/>
         </w:rPr>
-        <w:t>manojkalra1208</w:t>
-      </w:r>
-      <w:r>
-        <w:rPr>
-          <w:b/>
-          <w:bCs/>
-        </w:rPr>
-        <w:t>"</w:t>
+        <w:t xml:space="preserve"> </w:t>
       </w:r>
     </w:p>
     <w:p>
@@ -42820,6 +42813,7 @@
   <w:style w:type="character" w:default="1" w:styleId="DefaultParagraphFont">
     <w:name w:val="Default Paragraph Font"/>
     <w:uiPriority w:val="1"/>
+    <w:semiHidden/>
     <w:unhideWhenUsed/>
   </w:style>
   <w:style w:type="table" w:default="1" w:styleId="TableNormal">

--- a/TechnicalInformation.docx
+++ b/TechnicalInformation.docx
@@ -4191,10 +4191,10 @@
                   <v:path o:extrusionok="f" gradientshapeok="t" o:connecttype="rect"/>
                   <o:lock v:ext="edit" aspectratio="t"/>
                 </v:shapetype>
-                <v:shape id="_x0000_i1025" type="#_x0000_t75" style="width:78.85pt;height:50.6pt" o:ole="">
+                <v:shape id="_x0000_i1025" type="#_x0000_t75" style="width:79.1pt;height:50.75pt" o:ole="">
                   <v:imagedata r:id="rId6" o:title=""/>
                 </v:shape>
-                <o:OLEObject Type="Embed" ProgID="Package" ShapeID="_x0000_i1025" DrawAspect="Icon" ObjectID="_1838318287" r:id="rId7"/>
+                <o:OLEObject Type="Embed" ProgID="Package" ShapeID="_x0000_i1025" DrawAspect="Icon" ObjectID="_1838468929" r:id="rId7"/>
               </w:object>
             </w:r>
           </w:p>
@@ -5125,7 +5125,7 @@
             <w14:ligatures w14:val="none"/>
           </w:rPr>
           <w:drawing>
-            <wp:inline distT="0" distB="0" distL="0" distR="0" wp14:anchorId="669B704E" wp14:editId="2F5B23CD">
+            <wp:inline distT="0" distB="0" distL="0" distR="0" wp14:anchorId="669B704E" wp14:editId="585B6156">
               <wp:extent cx="152400" cy="152400"/>
               <wp:effectExtent l="0" t="0" r="0" b="0"/>
               <wp:docPr id="1159790888" name="Picture 3" descr="​Folder icon"/>
@@ -24363,7 +24363,7 @@
         </w:rPr>
         <w:lastRenderedPageBreak/>
         <w:drawing>
-          <wp:inline distT="0" distB="0" distL="0" distR="0" wp14:anchorId="441EED33" wp14:editId="5C257555">
+          <wp:inline distT="0" distB="0" distL="0" distR="0" wp14:anchorId="441EED33" wp14:editId="2836C61F">
             <wp:extent cx="5731510" cy="1245235"/>
             <wp:effectExtent l="0" t="0" r="2540" b="12065"/>
             <wp:docPr id="1478262411" name="Picture 2"/>
@@ -35273,19 +35273,7 @@
       </w:pPr>
       <w:r>
         <w:lastRenderedPageBreak/>
-        <w:t xml:space="preserve">Section </w:t>
-      </w:r>
-      <w:r>
-        <w:t>3</w:t>
-      </w:r>
-      <w:r>
-        <w:t xml:space="preserve">: </w:t>
-      </w:r>
-      <w:r>
-        <w:t>Slide Design (13 Functional Slides)</w:t>
-      </w:r>
-      <w:r>
-        <w:t>:</w:t>
+        <w:t>Section 3: Slide Design (13 Functional Slides):</w:t>
       </w:r>
     </w:p>
     <w:p/>
@@ -35794,10 +35782,7 @@
         </w:rPr>
       </w:pPr>
       <w:r>
-        <w:t>Perfect Alignment</w:t>
-      </w:r>
-      <w:r>
-        <w:t>:</w:t>
+        <w:t>Perfect Alignment:</w:t>
       </w:r>
     </w:p>
     <w:p>
@@ -35904,10 +35889,7 @@
         </w:rPr>
       </w:pPr>
       <w:r>
-        <w:t>About Us</w:t>
-      </w:r>
-      <w:r>
-        <w:t>:</w:t>
+        <w:t>About Us:</w:t>
       </w:r>
     </w:p>
     <w:p>
@@ -36096,10 +36078,7 @@
         </w:rPr>
       </w:pPr>
       <w:r>
-        <w:t>Transitions</w:t>
-      </w:r>
-      <w:r>
-        <w:t>:</w:t>
+        <w:t>Transitions:</w:t>
       </w:r>
     </w:p>
     <w:p>
@@ -36381,21 +36360,7 @@
           <w:b/>
           <w:bCs/>
         </w:rPr>
-        <w:t>Country</w:t>
-      </w:r>
-      <w:r>
-        <w:rPr>
-          <w:b/>
-          <w:bCs/>
-        </w:rPr>
-        <w:t xml:space="preserve"> Map</w:t>
-      </w:r>
-      <w:r>
-        <w:rPr>
-          <w:b/>
-          <w:bCs/>
-        </w:rPr>
-        <w:t>- Dividing the slide into 3 equal pieces</w:t>
+        <w:t>Country Map- Dividing the slide into 3 equal pieces</w:t>
       </w:r>
     </w:p>
     <w:p>
@@ -36557,13 +36522,7 @@
         <w:pStyle w:val="Heading2"/>
       </w:pPr>
       <w:r>
-        <w:t xml:space="preserve">Section </w:t>
-      </w:r>
-      <w:r>
-        <w:t>4</w:t>
-      </w:r>
-      <w:r>
-        <w:t xml:space="preserve">: </w:t>
+        <w:t xml:space="preserve">Section 4: </w:t>
       </w:r>
       <w:r>
         <w:t>Polishing Presentations</w:t>
@@ -36586,10 +36545,7 @@
         </w:rPr>
       </w:pPr>
       <w:r>
-        <w:t>Sound Play</w:t>
-      </w:r>
-      <w:r>
-        <w:t>:</w:t>
+        <w:t>Sound Play:</w:t>
       </w:r>
     </w:p>
     <w:p>
@@ -36686,10 +36642,7 @@
         </w:rPr>
       </w:pPr>
       <w:r>
-        <w:t>Embedding Fonts</w:t>
-      </w:r>
-      <w:r>
-        <w:t>:</w:t>
+        <w:t>Embedding Fonts:</w:t>
       </w:r>
       <w:r>
         <w:t xml:space="preserve"> File-&gt;Options-&gt;Save-&gt;</w:t>
@@ -36785,19 +36738,7 @@
         <w:pStyle w:val="Heading2"/>
       </w:pPr>
       <w:r>
-        <w:t xml:space="preserve">Section </w:t>
-      </w:r>
-      <w:r>
-        <w:t>5</w:t>
-      </w:r>
-      <w:r>
-        <w:t xml:space="preserve">: </w:t>
-      </w:r>
-      <w:r>
-        <w:t>Creating Template</w:t>
-      </w:r>
-      <w:r>
-        <w:t>:</w:t>
+        <w:t>Section 5: Creating Template:</w:t>
       </w:r>
     </w:p>
     <w:p/>
@@ -36814,10 +36755,7 @@
         </w:rPr>
       </w:pPr>
       <w:r>
-        <w:t>Master Slides</w:t>
-      </w:r>
-      <w:r>
-        <w:t>:</w:t>
+        <w:t>Master Slides:</w:t>
       </w:r>
       <w:r>
         <w:rPr>
@@ -36889,10 +36827,7 @@
         </w:rPr>
       </w:pPr>
       <w:r>
-        <w:t>Layout</w:t>
-      </w:r>
-      <w:r>
-        <w:t>:</w:t>
+        <w:t>Layout:</w:t>
       </w:r>
       <w:r>
         <w:rPr>
@@ -37146,10 +37081,7 @@
         </w:rPr>
       </w:pPr>
       <w:r>
-        <w:t>THMX</w:t>
-      </w:r>
-      <w:r>
-        <w:t xml:space="preserve"> Files</w:t>
+        <w:t>THMX Files</w:t>
       </w:r>
       <w:r>
         <w:rPr>
@@ -37341,14 +37273,7 @@
           <w:b/>
           <w:bCs/>
         </w:rPr>
-        <w:t xml:space="preserve">Layout- </w:t>
-      </w:r>
-      <w:r>
-        <w:rPr>
-          <w:b/>
-          <w:bCs/>
-        </w:rPr>
-        <w:t>Advanced</w:t>
+        <w:t>Layout- Advanced</w:t>
       </w:r>
     </w:p>
     <w:p>
@@ -37474,7 +37399,365 @@
       </w:r>
     </w:p>
     <w:p/>
+    <w:p>
+      <w:pPr>
+        <w:pStyle w:val="Heading2"/>
+      </w:pPr>
+      <w:r>
+        <w:t>Section 6: Working with Clients:</w:t>
+      </w:r>
+    </w:p>
     <w:p/>
+    <w:p>
+      <w:pPr>
+        <w:pStyle w:val="ListParagraph"/>
+        <w:numPr>
+          <w:ilvl w:val="1"/>
+          <w:numId w:val="47"/>
+        </w:numPr>
+        <w:rPr>
+          <w:b/>
+          <w:bCs/>
+        </w:rPr>
+      </w:pPr>
+      <w:r>
+        <w:t>Iconfinder</w:t>
+      </w:r>
+      <w:r>
+        <w:t>.com</w:t>
+      </w:r>
+      <w:r>
+        <w:tab/>
+        <w:t>to find free icon</w:t>
+      </w:r>
+    </w:p>
+    <w:p>
+      <w:pPr>
+        <w:pStyle w:val="ListParagraph"/>
+        <w:numPr>
+          <w:ilvl w:val="1"/>
+          <w:numId w:val="47"/>
+        </w:numPr>
+        <w:rPr>
+          <w:b/>
+          <w:bCs/>
+        </w:rPr>
+      </w:pPr>
+      <w:r>
+        <w:t>Infographics</w:t>
+      </w:r>
+      <w:r>
+        <w:t>: lipsum.com</w:t>
+      </w:r>
+      <w:r>
+        <w:tab/>
+      </w:r>
+      <w:r>
+        <w:tab/>
+        <w:t>to fill out some text.</w:t>
+      </w:r>
+    </w:p>
+    <w:p>
+      <w:pPr>
+        <w:pStyle w:val="ListParagraph"/>
+        <w:numPr>
+          <w:ilvl w:val="1"/>
+          <w:numId w:val="47"/>
+        </w:numPr>
+        <w:rPr>
+          <w:b/>
+          <w:bCs/>
+        </w:rPr>
+      </w:pPr>
+      <w:r>
+        <w:t>Chart Design</w:t>
+      </w:r>
+    </w:p>
+    <w:p>
+      <w:pPr>
+        <w:pStyle w:val="ListParagraph"/>
+        <w:numPr>
+          <w:ilvl w:val="2"/>
+          <w:numId w:val="47"/>
+        </w:numPr>
+        <w:rPr>
+          <w:b/>
+          <w:bCs/>
+        </w:rPr>
+      </w:pPr>
+      <w:r>
+        <w:t>To see the chart data</w:t>
+      </w:r>
+      <w:r>
+        <w:t>: Select the chart-&gt;</w:t>
+      </w:r>
+      <w:r>
+        <w:rPr>
+          <w:b/>
+          <w:bCs/>
+        </w:rPr>
+        <w:t>Chart Design-&gt; Edit Data</w:t>
+      </w:r>
+    </w:p>
+    <w:p>
+      <w:pPr>
+        <w:pStyle w:val="ListParagraph"/>
+        <w:numPr>
+          <w:ilvl w:val="2"/>
+          <w:numId w:val="47"/>
+        </w:numPr>
+        <w:rPr>
+          <w:b/>
+          <w:bCs/>
+        </w:rPr>
+      </w:pPr>
+      <w:r>
+        <w:rPr>
+          <w:b/>
+          <w:bCs/>
+        </w:rPr>
+        <w:t>Insert-&gt;Icon-&gt;Shirt/Sweater</w:t>
+      </w:r>
+    </w:p>
+    <w:p>
+      <w:pPr>
+        <w:pStyle w:val="ListParagraph"/>
+        <w:numPr>
+          <w:ilvl w:val="2"/>
+          <w:numId w:val="47"/>
+        </w:numPr>
+      </w:pPr>
+      <w:r>
+        <w:lastRenderedPageBreak/>
+        <w:t xml:space="preserve">For chart, chart </w:t>
+      </w:r>
+      <w:r>
+        <w:t>s</w:t>
+      </w:r>
+      <w:r>
+        <w:t xml:space="preserve">lide can be duplicated, and then some items such as a line only can be displayed out of multiple lines on the chart to </w:t>
+      </w:r>
+      <w:r>
+        <w:t>highlight</w:t>
+      </w:r>
+      <w:r>
+        <w:t>.</w:t>
+      </w:r>
+    </w:p>
+    <w:p>
+      <w:pPr>
+        <w:pStyle w:val="ListParagraph"/>
+        <w:numPr>
+          <w:ilvl w:val="2"/>
+          <w:numId w:val="47"/>
+        </w:numPr>
+        <w:rPr>
+          <w:b/>
+          <w:bCs/>
+        </w:rPr>
+      </w:pPr>
+      <w:r>
+        <w:rPr>
+          <w:b/>
+          <w:bCs/>
+        </w:rPr>
+        <w:t>Morph Feature:</w:t>
+      </w:r>
+      <w:r>
+        <w:rPr>
+          <w:b/>
+          <w:bCs/>
+        </w:rPr>
+        <w:t xml:space="preserve"> </w:t>
+      </w:r>
+      <w:r>
+        <w:t xml:space="preserve">Slide can be duplicated, chart can be zoomed, then remove the other items from the </w:t>
+      </w:r>
+      <w:r>
+        <w:t xml:space="preserve">slide. Now make this new slide transition as </w:t>
+      </w:r>
+      <w:r>
+        <w:rPr>
+          <w:b/>
+          <w:bCs/>
+        </w:rPr>
+        <w:t xml:space="preserve">‘Morph’. </w:t>
+      </w:r>
+      <w:r>
+        <w:t xml:space="preserve">Once the transition happens it will fee that the same slide is being </w:t>
+      </w:r>
+      <w:r>
+        <w:rPr>
+          <w:b/>
+          <w:bCs/>
+        </w:rPr>
+        <w:t xml:space="preserve">zoomed </w:t>
+      </w:r>
+      <w:r>
+        <w:t>and other items those were moved out of slide are moving out.</w:t>
+      </w:r>
+      <w:r>
+        <w:t xml:space="preserve"> Similarly, we can bring the first slide back with ‘</w:t>
+      </w:r>
+      <w:r>
+        <w:rPr>
+          <w:b/>
+          <w:bCs/>
+        </w:rPr>
+        <w:t>Morph’</w:t>
+      </w:r>
+      <w:r>
+        <w:t xml:space="preserve"> feature.</w:t>
+      </w:r>
+    </w:p>
+    <w:p/>
+    <w:p>
+      <w:pPr>
+        <w:pStyle w:val="Heading2"/>
+      </w:pPr>
+      <w:r>
+        <w:t xml:space="preserve">Section </w:t>
+      </w:r>
+      <w:r>
+        <w:t>8</w:t>
+      </w:r>
+      <w:r>
+        <w:t xml:space="preserve">: </w:t>
+      </w:r>
+      <w:r>
+        <w:t>Presenting a Presentation</w:t>
+      </w:r>
+      <w:r>
+        <w:t>:</w:t>
+      </w:r>
+    </w:p>
+    <w:p>
+      <w:pPr>
+        <w:pStyle w:val="ListParagraph"/>
+        <w:numPr>
+          <w:ilvl w:val="1"/>
+          <w:numId w:val="48"/>
+        </w:numPr>
+        <w:rPr>
+          <w:b/>
+          <w:bCs/>
+        </w:rPr>
+      </w:pPr>
+      <w:r>
+        <w:tab/>
+        <w:t>Insert-&gt;Cameo</w:t>
+      </w:r>
+      <w:r>
+        <w:tab/>
+        <w:t>For showing the live camera feed. This shape, border etc can be configured.</w:t>
+      </w:r>
+    </w:p>
+    <w:p>
+      <w:pPr>
+        <w:pStyle w:val="ListParagraph"/>
+        <w:numPr>
+          <w:ilvl w:val="1"/>
+          <w:numId w:val="48"/>
+        </w:numPr>
+        <w:rPr>
+          <w:b/>
+          <w:bCs/>
+        </w:rPr>
+      </w:pPr>
+      <w:r>
+        <w:t>Tools to use when presenting. Pen. Highlight</w:t>
+      </w:r>
+      <w:r>
+        <w:t xml:space="preserve">er, </w:t>
+      </w:r>
+      <w:r>
+        <w:t>laser pointer</w:t>
+      </w:r>
+    </w:p>
+    <w:p>
+      <w:pPr>
+        <w:pStyle w:val="ListParagraph"/>
+        <w:numPr>
+          <w:ilvl w:val="1"/>
+          <w:numId w:val="48"/>
+        </w:numPr>
+        <w:rPr>
+          <w:b/>
+          <w:bCs/>
+        </w:rPr>
+      </w:pPr>
+      <w:r>
+        <w:rPr>
+          <w:b/>
+          <w:bCs/>
+        </w:rPr>
+        <w:t xml:space="preserve">Notes: </w:t>
+      </w:r>
+      <w:r>
+        <w:t xml:space="preserve">In the presenter view </w:t>
+      </w:r>
+      <w:r>
+        <w:t xml:space="preserve">(By selecting 3 dots, and selecting show presenter view), notes section can be used to </w:t>
+      </w:r>
+      <w:r>
+        <w:t>put notes during presentation.</w:t>
+      </w:r>
+    </w:p>
+    <w:p/>
+    <w:p>
+      <w:pPr>
+        <w:pStyle w:val="Heading2"/>
+      </w:pPr>
+      <w:r>
+        <w:t xml:space="preserve">Section </w:t>
+      </w:r>
+      <w:r>
+        <w:t>9</w:t>
+      </w:r>
+      <w:r>
+        <w:t xml:space="preserve">: </w:t>
+      </w:r>
+      <w:r>
+        <w:t>Chart and Data Visualization</w:t>
+      </w:r>
+      <w:r>
+        <w:t>:</w:t>
+      </w:r>
+    </w:p>
+    <w:p>
+      <w:pPr>
+        <w:pStyle w:val="ListParagraph"/>
+        <w:numPr>
+          <w:ilvl w:val="1"/>
+          <w:numId w:val="49"/>
+        </w:numPr>
+      </w:pPr>
+      <w:r>
+        <w:tab/>
+      </w:r>
+      <w:r>
+        <w:rPr>
+          <w:b/>
+          <w:bCs/>
+        </w:rPr>
+        <w:t>Column Chart-&gt; Select the bar- Series Options-&gt; Series Overlap/Gap Width</w:t>
+      </w:r>
+    </w:p>
+    <w:p>
+      <w:pPr>
+        <w:pStyle w:val="ListParagraph"/>
+        <w:numPr>
+          <w:ilvl w:val="1"/>
+          <w:numId w:val="49"/>
+        </w:numPr>
+      </w:pPr>
+      <w:r>
+        <w:t>If you select the chart, and then inse</w:t>
+      </w:r>
+      <w:r>
+        <w:t>rt the shape. The shape will always be within th e chart. Even if you resize the chart, shape will be resized.</w:t>
+      </w:r>
+    </w:p>
     <w:p/>
     <w:p/>
     <w:sectPr>
@@ -38536,6 +38819,151 @@
     </w:lvl>
   </w:abstractNum>
   <w:abstractNum w:abstractNumId="9" w15:restartNumberingAfterBreak="0">
+    <w:nsid w:val="178B6E50"/>
+    <w:multiLevelType w:val="multilevel"/>
+    <w:tmpl w:val="C6DA4504"/>
+    <w:lvl w:ilvl="0">
+      <w:start w:val="1"/>
+      <w:numFmt w:val="bullet"/>
+      <w:lvlText w:val=""/>
+      <w:lvlJc w:val="left"/>
+      <w:pPr>
+        <w:tabs>
+          <w:tab w:val="num" w:pos="720"/>
+        </w:tabs>
+        <w:ind w:left="720" w:hanging="360"/>
+      </w:pPr>
+      <w:rPr>
+        <w:rFonts w:ascii="Symbol" w:hAnsi="Symbol" w:hint="default"/>
+        <w:sz w:val="20"/>
+      </w:rPr>
+    </w:lvl>
+    <w:lvl w:ilvl="1">
+      <w:start w:val="1"/>
+      <w:numFmt w:val="decimal"/>
+      <w:lvlText w:val="%2-"/>
+      <w:lvlJc w:val="left"/>
+      <w:pPr>
+        <w:ind w:left="644" w:hanging="360"/>
+      </w:pPr>
+      <w:rPr>
+        <w:rFonts w:hint="default"/>
+      </w:rPr>
+    </w:lvl>
+    <w:lvl w:ilvl="2">
+      <w:start w:val="1"/>
+      <w:numFmt w:val="bullet"/>
+      <w:lvlText w:val=""/>
+      <w:lvlJc w:val="left"/>
+      <w:pPr>
+        <w:tabs>
+          <w:tab w:val="num" w:pos="1069"/>
+        </w:tabs>
+        <w:ind w:left="1069" w:hanging="360"/>
+      </w:pPr>
+      <w:rPr>
+        <w:rFonts w:ascii="Wingdings" w:hAnsi="Wingdings" w:hint="default"/>
+        <w:sz w:val="20"/>
+      </w:rPr>
+    </w:lvl>
+    <w:lvl w:ilvl="3">
+      <w:start w:val="1"/>
+      <w:numFmt w:val="bullet"/>
+      <w:lvlText w:val=""/>
+      <w:lvlJc w:val="left"/>
+      <w:pPr>
+        <w:tabs>
+          <w:tab w:val="num" w:pos="2880"/>
+        </w:tabs>
+        <w:ind w:left="2880" w:hanging="360"/>
+      </w:pPr>
+      <w:rPr>
+        <w:rFonts w:ascii="Wingdings" w:hAnsi="Wingdings" w:hint="default"/>
+        <w:sz w:val="20"/>
+      </w:rPr>
+    </w:lvl>
+    <w:lvl w:ilvl="4" w:tentative="1">
+      <w:start w:val="1"/>
+      <w:numFmt w:val="bullet"/>
+      <w:lvlText w:val=""/>
+      <w:lvlJc w:val="left"/>
+      <w:pPr>
+        <w:tabs>
+          <w:tab w:val="num" w:pos="3600"/>
+        </w:tabs>
+        <w:ind w:left="3600" w:hanging="360"/>
+      </w:pPr>
+      <w:rPr>
+        <w:rFonts w:ascii="Wingdings" w:hAnsi="Wingdings" w:hint="default"/>
+        <w:sz w:val="20"/>
+      </w:rPr>
+    </w:lvl>
+    <w:lvl w:ilvl="5" w:tentative="1">
+      <w:start w:val="1"/>
+      <w:numFmt w:val="bullet"/>
+      <w:lvlText w:val=""/>
+      <w:lvlJc w:val="left"/>
+      <w:pPr>
+        <w:tabs>
+          <w:tab w:val="num" w:pos="4320"/>
+        </w:tabs>
+        <w:ind w:left="4320" w:hanging="360"/>
+      </w:pPr>
+      <w:rPr>
+        <w:rFonts w:ascii="Wingdings" w:hAnsi="Wingdings" w:hint="default"/>
+        <w:sz w:val="20"/>
+      </w:rPr>
+    </w:lvl>
+    <w:lvl w:ilvl="6" w:tentative="1">
+      <w:start w:val="1"/>
+      <w:numFmt w:val="bullet"/>
+      <w:lvlText w:val=""/>
+      <w:lvlJc w:val="left"/>
+      <w:pPr>
+        <w:tabs>
+          <w:tab w:val="num" w:pos="5040"/>
+        </w:tabs>
+        <w:ind w:left="5040" w:hanging="360"/>
+      </w:pPr>
+      <w:rPr>
+        <w:rFonts w:ascii="Wingdings" w:hAnsi="Wingdings" w:hint="default"/>
+        <w:sz w:val="20"/>
+      </w:rPr>
+    </w:lvl>
+    <w:lvl w:ilvl="7" w:tentative="1">
+      <w:start w:val="1"/>
+      <w:numFmt w:val="bullet"/>
+      <w:lvlText w:val=""/>
+      <w:lvlJc w:val="left"/>
+      <w:pPr>
+        <w:tabs>
+          <w:tab w:val="num" w:pos="5760"/>
+        </w:tabs>
+        <w:ind w:left="5760" w:hanging="360"/>
+      </w:pPr>
+      <w:rPr>
+        <w:rFonts w:ascii="Wingdings" w:hAnsi="Wingdings" w:hint="default"/>
+        <w:sz w:val="20"/>
+      </w:rPr>
+    </w:lvl>
+    <w:lvl w:ilvl="8" w:tentative="1">
+      <w:start w:val="1"/>
+      <w:numFmt w:val="bullet"/>
+      <w:lvlText w:val=""/>
+      <w:lvlJc w:val="left"/>
+      <w:pPr>
+        <w:tabs>
+          <w:tab w:val="num" w:pos="6480"/>
+        </w:tabs>
+        <w:ind w:left="6480" w:hanging="360"/>
+      </w:pPr>
+      <w:rPr>
+        <w:rFonts w:ascii="Wingdings" w:hAnsi="Wingdings" w:hint="default"/>
+        <w:sz w:val="20"/>
+      </w:rPr>
+    </w:lvl>
+  </w:abstractNum>
+  <w:abstractNum w:abstractNumId="10" w15:restartNumberingAfterBreak="0">
     <w:nsid w:val="18CA28BC"/>
     <w:multiLevelType w:val="multilevel"/>
     <w:tmpl w:val="D57EBFF6"/>
@@ -38684,7 +39112,7 @@
       </w:rPr>
     </w:lvl>
   </w:abstractNum>
-  <w:abstractNum w:abstractNumId="10" w15:restartNumberingAfterBreak="0">
+  <w:abstractNum w:abstractNumId="11" w15:restartNumberingAfterBreak="0">
     <w:nsid w:val="1C384D75"/>
     <w:multiLevelType w:val="hybridMultilevel"/>
     <w:tmpl w:val="1D18A080"/>
@@ -38773,7 +39201,7 @@
       </w:pPr>
     </w:lvl>
   </w:abstractNum>
-  <w:abstractNum w:abstractNumId="11" w15:restartNumberingAfterBreak="0">
+  <w:abstractNum w:abstractNumId="12" w15:restartNumberingAfterBreak="0">
     <w:nsid w:val="1D0D3525"/>
     <w:multiLevelType w:val="hybridMultilevel"/>
     <w:tmpl w:val="CE8C6E54"/>
@@ -38862,7 +39290,7 @@
       </w:pPr>
     </w:lvl>
   </w:abstractNum>
-  <w:abstractNum w:abstractNumId="12" w15:restartNumberingAfterBreak="0">
+  <w:abstractNum w:abstractNumId="13" w15:restartNumberingAfterBreak="0">
     <w:nsid w:val="1EFE3AF1"/>
     <w:multiLevelType w:val="multilevel"/>
     <w:tmpl w:val="E2AEDF44"/>
@@ -39011,7 +39439,7 @@
       </w:rPr>
     </w:lvl>
   </w:abstractNum>
-  <w:abstractNum w:abstractNumId="13" w15:restartNumberingAfterBreak="0">
+  <w:abstractNum w:abstractNumId="14" w15:restartNumberingAfterBreak="0">
     <w:nsid w:val="20120300"/>
     <w:multiLevelType w:val="multilevel"/>
     <w:tmpl w:val="8B162BB6"/>
@@ -39128,8 +39556,8 @@
       </w:pPr>
     </w:lvl>
   </w:abstractNum>
-  <w:abstractNum w:abstractNumId="14" w15:restartNumberingAfterBreak="0">
-    <w:nsid w:val="21AC755B"/>
+  <w:abstractNum w:abstractNumId="15" w15:restartNumberingAfterBreak="0">
+    <w:nsid w:val="211B42ED"/>
     <w:multiLevelType w:val="multilevel"/>
     <w:tmpl w:val="C6DA4504"/>
     <w:lvl w:ilvl="0">
@@ -39273,7 +39701,152 @@
       </w:rPr>
     </w:lvl>
   </w:abstractNum>
-  <w:abstractNum w:abstractNumId="15" w15:restartNumberingAfterBreak="0">
+  <w:abstractNum w:abstractNumId="16" w15:restartNumberingAfterBreak="0">
+    <w:nsid w:val="21AC755B"/>
+    <w:multiLevelType w:val="multilevel"/>
+    <w:tmpl w:val="C6DA4504"/>
+    <w:lvl w:ilvl="0">
+      <w:start w:val="1"/>
+      <w:numFmt w:val="bullet"/>
+      <w:lvlText w:val=""/>
+      <w:lvlJc w:val="left"/>
+      <w:pPr>
+        <w:tabs>
+          <w:tab w:val="num" w:pos="720"/>
+        </w:tabs>
+        <w:ind w:left="720" w:hanging="360"/>
+      </w:pPr>
+      <w:rPr>
+        <w:rFonts w:ascii="Symbol" w:hAnsi="Symbol" w:hint="default"/>
+        <w:sz w:val="20"/>
+      </w:rPr>
+    </w:lvl>
+    <w:lvl w:ilvl="1">
+      <w:start w:val="1"/>
+      <w:numFmt w:val="decimal"/>
+      <w:lvlText w:val="%2-"/>
+      <w:lvlJc w:val="left"/>
+      <w:pPr>
+        <w:ind w:left="644" w:hanging="360"/>
+      </w:pPr>
+      <w:rPr>
+        <w:rFonts w:hint="default"/>
+      </w:rPr>
+    </w:lvl>
+    <w:lvl w:ilvl="2">
+      <w:start w:val="1"/>
+      <w:numFmt w:val="bullet"/>
+      <w:lvlText w:val=""/>
+      <w:lvlJc w:val="left"/>
+      <w:pPr>
+        <w:tabs>
+          <w:tab w:val="num" w:pos="1069"/>
+        </w:tabs>
+        <w:ind w:left="1069" w:hanging="360"/>
+      </w:pPr>
+      <w:rPr>
+        <w:rFonts w:ascii="Wingdings" w:hAnsi="Wingdings" w:hint="default"/>
+        <w:sz w:val="20"/>
+      </w:rPr>
+    </w:lvl>
+    <w:lvl w:ilvl="3">
+      <w:start w:val="1"/>
+      <w:numFmt w:val="bullet"/>
+      <w:lvlText w:val=""/>
+      <w:lvlJc w:val="left"/>
+      <w:pPr>
+        <w:tabs>
+          <w:tab w:val="num" w:pos="2880"/>
+        </w:tabs>
+        <w:ind w:left="2880" w:hanging="360"/>
+      </w:pPr>
+      <w:rPr>
+        <w:rFonts w:ascii="Wingdings" w:hAnsi="Wingdings" w:hint="default"/>
+        <w:sz w:val="20"/>
+      </w:rPr>
+    </w:lvl>
+    <w:lvl w:ilvl="4" w:tentative="1">
+      <w:start w:val="1"/>
+      <w:numFmt w:val="bullet"/>
+      <w:lvlText w:val=""/>
+      <w:lvlJc w:val="left"/>
+      <w:pPr>
+        <w:tabs>
+          <w:tab w:val="num" w:pos="3600"/>
+        </w:tabs>
+        <w:ind w:left="3600" w:hanging="360"/>
+      </w:pPr>
+      <w:rPr>
+        <w:rFonts w:ascii="Wingdings" w:hAnsi="Wingdings" w:hint="default"/>
+        <w:sz w:val="20"/>
+      </w:rPr>
+    </w:lvl>
+    <w:lvl w:ilvl="5" w:tentative="1">
+      <w:start w:val="1"/>
+      <w:numFmt w:val="bullet"/>
+      <w:lvlText w:val=""/>
+      <w:lvlJc w:val="left"/>
+      <w:pPr>
+        <w:tabs>
+          <w:tab w:val="num" w:pos="4320"/>
+        </w:tabs>
+        <w:ind w:left="4320" w:hanging="360"/>
+      </w:pPr>
+      <w:rPr>
+        <w:rFonts w:ascii="Wingdings" w:hAnsi="Wingdings" w:hint="default"/>
+        <w:sz w:val="20"/>
+      </w:rPr>
+    </w:lvl>
+    <w:lvl w:ilvl="6" w:tentative="1">
+      <w:start w:val="1"/>
+      <w:numFmt w:val="bullet"/>
+      <w:lvlText w:val=""/>
+      <w:lvlJc w:val="left"/>
+      <w:pPr>
+        <w:tabs>
+          <w:tab w:val="num" w:pos="5040"/>
+        </w:tabs>
+        <w:ind w:left="5040" w:hanging="360"/>
+      </w:pPr>
+      <w:rPr>
+        <w:rFonts w:ascii="Wingdings" w:hAnsi="Wingdings" w:hint="default"/>
+        <w:sz w:val="20"/>
+      </w:rPr>
+    </w:lvl>
+    <w:lvl w:ilvl="7" w:tentative="1">
+      <w:start w:val="1"/>
+      <w:numFmt w:val="bullet"/>
+      <w:lvlText w:val=""/>
+      <w:lvlJc w:val="left"/>
+      <w:pPr>
+        <w:tabs>
+          <w:tab w:val="num" w:pos="5760"/>
+        </w:tabs>
+        <w:ind w:left="5760" w:hanging="360"/>
+      </w:pPr>
+      <w:rPr>
+        <w:rFonts w:ascii="Wingdings" w:hAnsi="Wingdings" w:hint="default"/>
+        <w:sz w:val="20"/>
+      </w:rPr>
+    </w:lvl>
+    <w:lvl w:ilvl="8" w:tentative="1">
+      <w:start w:val="1"/>
+      <w:numFmt w:val="bullet"/>
+      <w:lvlText w:val=""/>
+      <w:lvlJc w:val="left"/>
+      <w:pPr>
+        <w:tabs>
+          <w:tab w:val="num" w:pos="6480"/>
+        </w:tabs>
+        <w:ind w:left="6480" w:hanging="360"/>
+      </w:pPr>
+      <w:rPr>
+        <w:rFonts w:ascii="Wingdings" w:hAnsi="Wingdings" w:hint="default"/>
+        <w:sz w:val="20"/>
+      </w:rPr>
+    </w:lvl>
+  </w:abstractNum>
+  <w:abstractNum w:abstractNumId="17" w15:restartNumberingAfterBreak="0">
     <w:nsid w:val="250A20B9"/>
     <w:multiLevelType w:val="multilevel"/>
     <w:tmpl w:val="461866C8"/>
@@ -39422,7 +39995,7 @@
       </w:rPr>
     </w:lvl>
   </w:abstractNum>
-  <w:abstractNum w:abstractNumId="16" w15:restartNumberingAfterBreak="0">
+  <w:abstractNum w:abstractNumId="18" w15:restartNumberingAfterBreak="0">
     <w:nsid w:val="254926BD"/>
     <w:multiLevelType w:val="multilevel"/>
     <w:tmpl w:val="AFB08736"/>
@@ -39535,7 +40108,7 @@
       </w:pPr>
     </w:lvl>
   </w:abstractNum>
-  <w:abstractNum w:abstractNumId="17" w15:restartNumberingAfterBreak="0">
+  <w:abstractNum w:abstractNumId="19" w15:restartNumberingAfterBreak="0">
     <w:nsid w:val="25777DD6"/>
     <w:multiLevelType w:val="multilevel"/>
     <w:tmpl w:val="8E20C750"/>
@@ -39684,7 +40257,152 @@
       </w:rPr>
     </w:lvl>
   </w:abstractNum>
-  <w:abstractNum w:abstractNumId="18" w15:restartNumberingAfterBreak="0">
+  <w:abstractNum w:abstractNumId="20" w15:restartNumberingAfterBreak="0">
+    <w:nsid w:val="25DD598B"/>
+    <w:multiLevelType w:val="multilevel"/>
+    <w:tmpl w:val="C6DA4504"/>
+    <w:lvl w:ilvl="0">
+      <w:start w:val="1"/>
+      <w:numFmt w:val="bullet"/>
+      <w:lvlText w:val=""/>
+      <w:lvlJc w:val="left"/>
+      <w:pPr>
+        <w:tabs>
+          <w:tab w:val="num" w:pos="720"/>
+        </w:tabs>
+        <w:ind w:left="720" w:hanging="360"/>
+      </w:pPr>
+      <w:rPr>
+        <w:rFonts w:ascii="Symbol" w:hAnsi="Symbol" w:hint="default"/>
+        <w:sz w:val="20"/>
+      </w:rPr>
+    </w:lvl>
+    <w:lvl w:ilvl="1">
+      <w:start w:val="1"/>
+      <w:numFmt w:val="decimal"/>
+      <w:lvlText w:val="%2-"/>
+      <w:lvlJc w:val="left"/>
+      <w:pPr>
+        <w:ind w:left="644" w:hanging="360"/>
+      </w:pPr>
+      <w:rPr>
+        <w:rFonts w:hint="default"/>
+      </w:rPr>
+    </w:lvl>
+    <w:lvl w:ilvl="2">
+      <w:start w:val="1"/>
+      <w:numFmt w:val="bullet"/>
+      <w:lvlText w:val=""/>
+      <w:lvlJc w:val="left"/>
+      <w:pPr>
+        <w:tabs>
+          <w:tab w:val="num" w:pos="1069"/>
+        </w:tabs>
+        <w:ind w:left="1069" w:hanging="360"/>
+      </w:pPr>
+      <w:rPr>
+        <w:rFonts w:ascii="Wingdings" w:hAnsi="Wingdings" w:hint="default"/>
+        <w:sz w:val="20"/>
+      </w:rPr>
+    </w:lvl>
+    <w:lvl w:ilvl="3">
+      <w:start w:val="1"/>
+      <w:numFmt w:val="bullet"/>
+      <w:lvlText w:val=""/>
+      <w:lvlJc w:val="left"/>
+      <w:pPr>
+        <w:tabs>
+          <w:tab w:val="num" w:pos="2880"/>
+        </w:tabs>
+        <w:ind w:left="2880" w:hanging="360"/>
+      </w:pPr>
+      <w:rPr>
+        <w:rFonts w:ascii="Wingdings" w:hAnsi="Wingdings" w:hint="default"/>
+        <w:sz w:val="20"/>
+      </w:rPr>
+    </w:lvl>
+    <w:lvl w:ilvl="4" w:tentative="1">
+      <w:start w:val="1"/>
+      <w:numFmt w:val="bullet"/>
+      <w:lvlText w:val=""/>
+      <w:lvlJc w:val="left"/>
+      <w:pPr>
+        <w:tabs>
+          <w:tab w:val="num" w:pos="3600"/>
+        </w:tabs>
+        <w:ind w:left="3600" w:hanging="360"/>
+      </w:pPr>
+      <w:rPr>
+        <w:rFonts w:ascii="Wingdings" w:hAnsi="Wingdings" w:hint="default"/>
+        <w:sz w:val="20"/>
+      </w:rPr>
+    </w:lvl>
+    <w:lvl w:ilvl="5" w:tentative="1">
+      <w:start w:val="1"/>
+      <w:numFmt w:val="bullet"/>
+      <w:lvlText w:val=""/>
+      <w:lvlJc w:val="left"/>
+      <w:pPr>
+        <w:tabs>
+          <w:tab w:val="num" w:pos="4320"/>
+        </w:tabs>
+        <w:ind w:left="4320" w:hanging="360"/>
+      </w:pPr>
+      <w:rPr>
+        <w:rFonts w:ascii="Wingdings" w:hAnsi="Wingdings" w:hint="default"/>
+        <w:sz w:val="20"/>
+      </w:rPr>
+    </w:lvl>
+    <w:lvl w:ilvl="6" w:tentative="1">
+      <w:start w:val="1"/>
+      <w:numFmt w:val="bullet"/>
+      <w:lvlText w:val=""/>
+      <w:lvlJc w:val="left"/>
+      <w:pPr>
+        <w:tabs>
+          <w:tab w:val="num" w:pos="5040"/>
+        </w:tabs>
+        <w:ind w:left="5040" w:hanging="360"/>
+      </w:pPr>
+      <w:rPr>
+        <w:rFonts w:ascii="Wingdings" w:hAnsi="Wingdings" w:hint="default"/>
+        <w:sz w:val="20"/>
+      </w:rPr>
+    </w:lvl>
+    <w:lvl w:ilvl="7" w:tentative="1">
+      <w:start w:val="1"/>
+      <w:numFmt w:val="bullet"/>
+      <w:lvlText w:val=""/>
+      <w:lvlJc w:val="left"/>
+      <w:pPr>
+        <w:tabs>
+          <w:tab w:val="num" w:pos="5760"/>
+        </w:tabs>
+        <w:ind w:left="5760" w:hanging="360"/>
+      </w:pPr>
+      <w:rPr>
+        <w:rFonts w:ascii="Wingdings" w:hAnsi="Wingdings" w:hint="default"/>
+        <w:sz w:val="20"/>
+      </w:rPr>
+    </w:lvl>
+    <w:lvl w:ilvl="8" w:tentative="1">
+      <w:start w:val="1"/>
+      <w:numFmt w:val="bullet"/>
+      <w:lvlText w:val=""/>
+      <w:lvlJc w:val="left"/>
+      <w:pPr>
+        <w:tabs>
+          <w:tab w:val="num" w:pos="6480"/>
+        </w:tabs>
+        <w:ind w:left="6480" w:hanging="360"/>
+      </w:pPr>
+      <w:rPr>
+        <w:rFonts w:ascii="Wingdings" w:hAnsi="Wingdings" w:hint="default"/>
+        <w:sz w:val="20"/>
+      </w:rPr>
+    </w:lvl>
+  </w:abstractNum>
+  <w:abstractNum w:abstractNumId="21" w15:restartNumberingAfterBreak="0">
     <w:nsid w:val="2A4310C5"/>
     <w:multiLevelType w:val="multilevel"/>
     <w:tmpl w:val="2382741C"/>
@@ -39833,7 +40551,7 @@
       </w:rPr>
     </w:lvl>
   </w:abstractNum>
-  <w:abstractNum w:abstractNumId="19" w15:restartNumberingAfterBreak="0">
+  <w:abstractNum w:abstractNumId="22" w15:restartNumberingAfterBreak="0">
     <w:nsid w:val="2B267E6B"/>
     <w:multiLevelType w:val="multilevel"/>
     <w:tmpl w:val="4A68E8A4"/>
@@ -39982,7 +40700,7 @@
       </w:rPr>
     </w:lvl>
   </w:abstractNum>
-  <w:abstractNum w:abstractNumId="20" w15:restartNumberingAfterBreak="0">
+  <w:abstractNum w:abstractNumId="23" w15:restartNumberingAfterBreak="0">
     <w:nsid w:val="30101BD1"/>
     <w:multiLevelType w:val="hybridMultilevel"/>
     <w:tmpl w:val="2B606C3A"/>
@@ -40071,7 +40789,7 @@
       </w:pPr>
     </w:lvl>
   </w:abstractNum>
-  <w:abstractNum w:abstractNumId="21" w15:restartNumberingAfterBreak="0">
+  <w:abstractNum w:abstractNumId="24" w15:restartNumberingAfterBreak="0">
     <w:nsid w:val="3168276A"/>
     <w:multiLevelType w:val="multilevel"/>
     <w:tmpl w:val="C6DA4504"/>
@@ -40216,7 +40934,7 @@
       </w:rPr>
     </w:lvl>
   </w:abstractNum>
-  <w:abstractNum w:abstractNumId="22" w15:restartNumberingAfterBreak="0">
+  <w:abstractNum w:abstractNumId="25" w15:restartNumberingAfterBreak="0">
     <w:nsid w:val="389B411E"/>
     <w:multiLevelType w:val="hybridMultilevel"/>
     <w:tmpl w:val="2F3EBE08"/>
@@ -40305,7 +41023,7 @@
       </w:pPr>
     </w:lvl>
   </w:abstractNum>
-  <w:abstractNum w:abstractNumId="23" w15:restartNumberingAfterBreak="0">
+  <w:abstractNum w:abstractNumId="26" w15:restartNumberingAfterBreak="0">
     <w:nsid w:val="3A283DE7"/>
     <w:multiLevelType w:val="multilevel"/>
     <w:tmpl w:val="C6DA4504"/>
@@ -40450,7 +41168,7 @@
       </w:rPr>
     </w:lvl>
   </w:abstractNum>
-  <w:abstractNum w:abstractNumId="24" w15:restartNumberingAfterBreak="0">
+  <w:abstractNum w:abstractNumId="27" w15:restartNumberingAfterBreak="0">
     <w:nsid w:val="3AEC37A1"/>
     <w:multiLevelType w:val="multilevel"/>
     <w:tmpl w:val="980C7B48"/>
@@ -40599,7 +41317,7 @@
       </w:rPr>
     </w:lvl>
   </w:abstractNum>
-  <w:abstractNum w:abstractNumId="25" w15:restartNumberingAfterBreak="0">
+  <w:abstractNum w:abstractNumId="28" w15:restartNumberingAfterBreak="0">
     <w:nsid w:val="3D5525B3"/>
     <w:multiLevelType w:val="hybridMultilevel"/>
     <w:tmpl w:val="03E0E81A"/>
@@ -40685,7 +41403,7 @@
       </w:pPr>
     </w:lvl>
   </w:abstractNum>
-  <w:abstractNum w:abstractNumId="26" w15:restartNumberingAfterBreak="0">
+  <w:abstractNum w:abstractNumId="29" w15:restartNumberingAfterBreak="0">
     <w:nsid w:val="436530FC"/>
     <w:multiLevelType w:val="hybridMultilevel"/>
     <w:tmpl w:val="4D262386"/>
@@ -40771,7 +41489,7 @@
       </w:pPr>
     </w:lvl>
   </w:abstractNum>
-  <w:abstractNum w:abstractNumId="27" w15:restartNumberingAfterBreak="0">
+  <w:abstractNum w:abstractNumId="30" w15:restartNumberingAfterBreak="0">
     <w:nsid w:val="44E71A03"/>
     <w:multiLevelType w:val="hybridMultilevel"/>
     <w:tmpl w:val="0FEE8EEA"/>
@@ -40911,7 +41629,7 @@
       </w:rPr>
     </w:lvl>
   </w:abstractNum>
-  <w:abstractNum w:abstractNumId="28" w15:restartNumberingAfterBreak="0">
+  <w:abstractNum w:abstractNumId="31" w15:restartNumberingAfterBreak="0">
     <w:nsid w:val="452C7B6F"/>
     <w:multiLevelType w:val="multilevel"/>
     <w:tmpl w:val="4C3602A6"/>
@@ -41060,7 +41778,7 @@
       </w:rPr>
     </w:lvl>
   </w:abstractNum>
-  <w:abstractNum w:abstractNumId="29" w15:restartNumberingAfterBreak="0">
+  <w:abstractNum w:abstractNumId="32" w15:restartNumberingAfterBreak="0">
     <w:nsid w:val="47182134"/>
     <w:multiLevelType w:val="hybridMultilevel"/>
     <w:tmpl w:val="1B7EF568"/>
@@ -41149,7 +41867,7 @@
       </w:pPr>
     </w:lvl>
   </w:abstractNum>
-  <w:abstractNum w:abstractNumId="30" w15:restartNumberingAfterBreak="0">
+  <w:abstractNum w:abstractNumId="33" w15:restartNumberingAfterBreak="0">
     <w:nsid w:val="49E40121"/>
     <w:multiLevelType w:val="hybridMultilevel"/>
     <w:tmpl w:val="D7D2220C"/>
@@ -41289,7 +42007,7 @@
       </w:rPr>
     </w:lvl>
   </w:abstractNum>
-  <w:abstractNum w:abstractNumId="31" w15:restartNumberingAfterBreak="0">
+  <w:abstractNum w:abstractNumId="34" w15:restartNumberingAfterBreak="0">
     <w:nsid w:val="4BB103F3"/>
     <w:multiLevelType w:val="hybridMultilevel"/>
     <w:tmpl w:val="84E26300"/>
@@ -41401,7 +42119,7 @@
       </w:rPr>
     </w:lvl>
   </w:abstractNum>
-  <w:abstractNum w:abstractNumId="32" w15:restartNumberingAfterBreak="0">
+  <w:abstractNum w:abstractNumId="35" w15:restartNumberingAfterBreak="0">
     <w:nsid w:val="4E05642E"/>
     <w:multiLevelType w:val="multilevel"/>
     <w:tmpl w:val="C4EAD7EE"/>
@@ -41546,7 +42264,7 @@
       </w:rPr>
     </w:lvl>
   </w:abstractNum>
-  <w:abstractNum w:abstractNumId="33" w15:restartNumberingAfterBreak="0">
+  <w:abstractNum w:abstractNumId="36" w15:restartNumberingAfterBreak="0">
     <w:nsid w:val="4E2472E0"/>
     <w:multiLevelType w:val="hybridMultilevel"/>
     <w:tmpl w:val="B06CBA8E"/>
@@ -41635,7 +42353,7 @@
       </w:pPr>
     </w:lvl>
   </w:abstractNum>
-  <w:abstractNum w:abstractNumId="34" w15:restartNumberingAfterBreak="0">
+  <w:abstractNum w:abstractNumId="37" w15:restartNumberingAfterBreak="0">
     <w:nsid w:val="51CF3099"/>
     <w:multiLevelType w:val="multilevel"/>
     <w:tmpl w:val="C6DA4504"/>
@@ -41780,7 +42498,7 @@
       </w:rPr>
     </w:lvl>
   </w:abstractNum>
-  <w:abstractNum w:abstractNumId="35" w15:restartNumberingAfterBreak="0">
+  <w:abstractNum w:abstractNumId="38" w15:restartNumberingAfterBreak="0">
     <w:nsid w:val="546B56FA"/>
     <w:multiLevelType w:val="hybridMultilevel"/>
     <w:tmpl w:val="5D666B00"/>
@@ -41869,7 +42587,7 @@
       </w:pPr>
     </w:lvl>
   </w:abstractNum>
-  <w:abstractNum w:abstractNumId="36" w15:restartNumberingAfterBreak="0">
+  <w:abstractNum w:abstractNumId="39" w15:restartNumberingAfterBreak="0">
     <w:nsid w:val="56234D1B"/>
     <w:multiLevelType w:val="hybridMultilevel"/>
     <w:tmpl w:val="245C37C6"/>
@@ -41958,7 +42676,7 @@
       </w:pPr>
     </w:lvl>
   </w:abstractNum>
-  <w:abstractNum w:abstractNumId="37" w15:restartNumberingAfterBreak="0">
+  <w:abstractNum w:abstractNumId="40" w15:restartNumberingAfterBreak="0">
     <w:nsid w:val="5989260C"/>
     <w:multiLevelType w:val="multilevel"/>
     <w:tmpl w:val="C1462F9E"/>
@@ -42107,7 +42825,7 @@
       </w:rPr>
     </w:lvl>
   </w:abstractNum>
-  <w:abstractNum w:abstractNumId="38" w15:restartNumberingAfterBreak="0">
+  <w:abstractNum w:abstractNumId="41" w15:restartNumberingAfterBreak="0">
     <w:nsid w:val="621454F6"/>
     <w:multiLevelType w:val="hybridMultilevel"/>
     <w:tmpl w:val="E0E697EE"/>
@@ -42196,7 +42914,7 @@
       </w:pPr>
     </w:lvl>
   </w:abstractNum>
-  <w:abstractNum w:abstractNumId="39" w15:restartNumberingAfterBreak="0">
+  <w:abstractNum w:abstractNumId="42" w15:restartNumberingAfterBreak="0">
     <w:nsid w:val="6272704A"/>
     <w:multiLevelType w:val="hybridMultilevel"/>
     <w:tmpl w:val="321EF78C"/>
@@ -42336,7 +43054,7 @@
       </w:rPr>
     </w:lvl>
   </w:abstractNum>
-  <w:abstractNum w:abstractNumId="40" w15:restartNumberingAfterBreak="0">
+  <w:abstractNum w:abstractNumId="43" w15:restartNumberingAfterBreak="0">
     <w:nsid w:val="68DD3A22"/>
     <w:multiLevelType w:val="hybridMultilevel"/>
     <w:tmpl w:val="CDDAD996"/>
@@ -42425,7 +43143,7 @@
       </w:pPr>
     </w:lvl>
   </w:abstractNum>
-  <w:abstractNum w:abstractNumId="41" w15:restartNumberingAfterBreak="0">
+  <w:abstractNum w:abstractNumId="44" w15:restartNumberingAfterBreak="0">
     <w:nsid w:val="69A66335"/>
     <w:multiLevelType w:val="hybridMultilevel"/>
     <w:tmpl w:val="CBA04C60"/>
@@ -42537,7 +43255,7 @@
       </w:rPr>
     </w:lvl>
   </w:abstractNum>
-  <w:abstractNum w:abstractNumId="42" w15:restartNumberingAfterBreak="0">
+  <w:abstractNum w:abstractNumId="45" w15:restartNumberingAfterBreak="0">
     <w:nsid w:val="700258AD"/>
     <w:multiLevelType w:val="hybridMultilevel"/>
     <w:tmpl w:val="5D666B00"/>
@@ -42626,7 +43344,7 @@
       </w:pPr>
     </w:lvl>
   </w:abstractNum>
-  <w:abstractNum w:abstractNumId="43" w15:restartNumberingAfterBreak="0">
+  <w:abstractNum w:abstractNumId="46" w15:restartNumberingAfterBreak="0">
     <w:nsid w:val="78925D33"/>
     <w:multiLevelType w:val="hybridMultilevel"/>
     <w:tmpl w:val="7392119C"/>
@@ -42766,7 +43484,7 @@
       </w:rPr>
     </w:lvl>
   </w:abstractNum>
-  <w:abstractNum w:abstractNumId="44" w15:restartNumberingAfterBreak="0">
+  <w:abstractNum w:abstractNumId="47" w15:restartNumberingAfterBreak="0">
     <w:nsid w:val="7A960C72"/>
     <w:multiLevelType w:val="hybridMultilevel"/>
     <w:tmpl w:val="394A346A"/>
@@ -42852,7 +43570,7 @@
       </w:pPr>
     </w:lvl>
   </w:abstractNum>
-  <w:abstractNum w:abstractNumId="45" w15:restartNumberingAfterBreak="0">
+  <w:abstractNum w:abstractNumId="48" w15:restartNumberingAfterBreak="0">
     <w:nsid w:val="7FA77841"/>
     <w:multiLevelType w:val="hybridMultilevel"/>
     <w:tmpl w:val="90DE3C78"/>
@@ -42942,16 +43660,16 @@
     </w:lvl>
   </w:abstractNum>
   <w:num w:numId="1" w16cid:durableId="1849981824">
-    <w:abstractNumId w:val="31"/>
+    <w:abstractNumId w:val="34"/>
   </w:num>
   <w:num w:numId="2" w16cid:durableId="1758287028">
-    <w:abstractNumId w:val="25"/>
+    <w:abstractNumId w:val="28"/>
   </w:num>
   <w:num w:numId="3" w16cid:durableId="1069424223">
-    <w:abstractNumId w:val="41"/>
+    <w:abstractNumId w:val="44"/>
   </w:num>
   <w:num w:numId="4" w16cid:durableId="2006518298">
-    <w:abstractNumId w:val="44"/>
+    <w:abstractNumId w:val="47"/>
     <w:lvlOverride w:ilvl="0">
       <w:startOverride w:val="1"/>
     </w:lvlOverride>
@@ -42981,109 +43699,109 @@
     </w:lvlOverride>
   </w:num>
   <w:num w:numId="5" w16cid:durableId="593323776">
-    <w:abstractNumId w:val="37"/>
+    <w:abstractNumId w:val="40"/>
   </w:num>
   <w:num w:numId="6" w16cid:durableId="573123628">
-    <w:abstractNumId w:val="15"/>
+    <w:abstractNumId w:val="17"/>
   </w:num>
   <w:num w:numId="7" w16cid:durableId="1122646800">
+    <w:abstractNumId w:val="13"/>
+  </w:num>
+  <w:num w:numId="8" w16cid:durableId="1645352515">
+    <w:abstractNumId w:val="36"/>
+  </w:num>
+  <w:num w:numId="9" w16cid:durableId="2092313436">
+    <w:abstractNumId w:val="11"/>
+  </w:num>
+  <w:num w:numId="10" w16cid:durableId="914827127">
+    <w:abstractNumId w:val="32"/>
+  </w:num>
+  <w:num w:numId="11" w16cid:durableId="1710185268">
+    <w:abstractNumId w:val="18"/>
+  </w:num>
+  <w:num w:numId="12" w16cid:durableId="1722560723">
+    <w:abstractNumId w:val="10"/>
+  </w:num>
+  <w:num w:numId="13" w16cid:durableId="1886022206">
     <w:abstractNumId w:val="12"/>
   </w:num>
-  <w:num w:numId="8" w16cid:durableId="1645352515">
-    <w:abstractNumId w:val="33"/>
-  </w:num>
-  <w:num w:numId="9" w16cid:durableId="2092313436">
-    <w:abstractNumId w:val="10"/>
-  </w:num>
-  <w:num w:numId="10" w16cid:durableId="914827127">
-    <w:abstractNumId w:val="29"/>
-  </w:num>
-  <w:num w:numId="11" w16cid:durableId="1710185268">
-    <w:abstractNumId w:val="16"/>
-  </w:num>
-  <w:num w:numId="12" w16cid:durableId="1722560723">
-    <w:abstractNumId w:val="9"/>
-  </w:num>
-  <w:num w:numId="13" w16cid:durableId="1886022206">
-    <w:abstractNumId w:val="11"/>
-  </w:num>
   <w:num w:numId="14" w16cid:durableId="536088543">
-    <w:abstractNumId w:val="22"/>
+    <w:abstractNumId w:val="25"/>
   </w:num>
   <w:num w:numId="15" w16cid:durableId="1670327180">
     <w:abstractNumId w:val="3"/>
   </w:num>
   <w:num w:numId="16" w16cid:durableId="384185355">
-    <w:abstractNumId w:val="42"/>
+    <w:abstractNumId w:val="45"/>
   </w:num>
   <w:num w:numId="17" w16cid:durableId="253442219">
-    <w:abstractNumId w:val="35"/>
+    <w:abstractNumId w:val="38"/>
   </w:num>
   <w:num w:numId="18" w16cid:durableId="1425228296">
     <w:abstractNumId w:val="0"/>
   </w:num>
   <w:num w:numId="19" w16cid:durableId="720708374">
-    <w:abstractNumId w:val="36"/>
+    <w:abstractNumId w:val="39"/>
   </w:num>
   <w:num w:numId="20" w16cid:durableId="1581451232">
     <w:abstractNumId w:val="4"/>
   </w:num>
   <w:num w:numId="21" w16cid:durableId="1318025809">
-    <w:abstractNumId w:val="20"/>
+    <w:abstractNumId w:val="23"/>
   </w:num>
   <w:num w:numId="22" w16cid:durableId="1620257379">
     <w:abstractNumId w:val="7"/>
   </w:num>
   <w:num w:numId="23" w16cid:durableId="590285387">
-    <w:abstractNumId w:val="13"/>
+    <w:abstractNumId w:val="14"/>
   </w:num>
   <w:num w:numId="24" w16cid:durableId="1930500438">
     <w:abstractNumId w:val="1"/>
   </w:num>
   <w:num w:numId="25" w16cid:durableId="564798756">
-    <w:abstractNumId w:val="39"/>
+    <w:abstractNumId w:val="42"/>
   </w:num>
   <w:num w:numId="26" w16cid:durableId="213277298">
+    <w:abstractNumId w:val="33"/>
+  </w:num>
+  <w:num w:numId="27" w16cid:durableId="1031421591">
     <w:abstractNumId w:val="30"/>
   </w:num>
-  <w:num w:numId="27" w16cid:durableId="1031421591">
-    <w:abstractNumId w:val="27"/>
-  </w:num>
   <w:num w:numId="28" w16cid:durableId="1126629394">
-    <w:abstractNumId w:val="43"/>
+    <w:abstractNumId w:val="46"/>
   </w:num>
   <w:num w:numId="29" w16cid:durableId="1795447017">
-    <w:abstractNumId w:val="45"/>
+    <w:abstractNumId w:val="48"/>
   </w:num>
   <w:num w:numId="30" w16cid:durableId="2123843655">
-    <w:abstractNumId w:val="38"/>
+    <w:abstractNumId w:val="41"/>
   </w:num>
   <w:num w:numId="31" w16cid:durableId="639503362">
     <w:abstractNumId w:val="6"/>
   </w:num>
   <w:num w:numId="32" w16cid:durableId="1834490895">
-    <w:abstractNumId w:val="28"/>
+    <w:abstractNumId w:val="31"/>
   </w:num>
   <w:num w:numId="33" w16cid:durableId="1983996055">
-    <w:abstractNumId w:val="17"/>
+    <w:abstractNumId w:val="19"/>
   </w:num>
   <w:num w:numId="34" w16cid:durableId="2068843552">
-    <w:abstractNumId w:val="24"/>
+    <w:abstractNumId w:val="27"/>
   </w:num>
   <w:num w:numId="35" w16cid:durableId="648823919">
-    <w:abstractNumId w:val="32"/>
+    <w:abstractNumId w:val="35"/>
   </w:num>
   <w:num w:numId="36" w16cid:durableId="1726566549">
-    <w:abstractNumId w:val="18"/>
+    <w:abstractNumId w:val="21"/>
   </w:num>
   <w:num w:numId="37" w16cid:durableId="1104687784">
     <w:abstractNumId w:val="5"/>
   </w:num>
   <w:num w:numId="38" w16cid:durableId="733503560">
-    <w:abstractNumId w:val="23"/>
+    <w:abstractNumId w:val="26"/>
   </w:num>
   <w:num w:numId="39" w16cid:durableId="766778660">
-    <w:abstractNumId w:val="19"/>
+    <w:abstractNumId w:val="22"/>
   </w:num>
   <w:num w:numId="40" w16cid:durableId="942566058">
     <w:abstractNumId w:val="2"/>
@@ -43092,19 +43810,28 @@
     <w:abstractNumId w:val="8"/>
   </w:num>
   <w:num w:numId="42" w16cid:durableId="1298150154">
-    <w:abstractNumId w:val="40"/>
+    <w:abstractNumId w:val="43"/>
   </w:num>
   <w:num w:numId="43" w16cid:durableId="596063663">
-    <w:abstractNumId w:val="26"/>
+    <w:abstractNumId w:val="29"/>
   </w:num>
   <w:num w:numId="44" w16cid:durableId="2106798915">
-    <w:abstractNumId w:val="14"/>
+    <w:abstractNumId w:val="16"/>
   </w:num>
   <w:num w:numId="45" w16cid:durableId="1461194491">
-    <w:abstractNumId w:val="21"/>
+    <w:abstractNumId w:val="24"/>
   </w:num>
   <w:num w:numId="46" w16cid:durableId="492187585">
-    <w:abstractNumId w:val="34"/>
+    <w:abstractNumId w:val="37"/>
+  </w:num>
+  <w:num w:numId="47" w16cid:durableId="852885978">
+    <w:abstractNumId w:val="9"/>
+  </w:num>
+  <w:num w:numId="48" w16cid:durableId="2122454251">
+    <w:abstractNumId w:val="20"/>
+  </w:num>
+  <w:num w:numId="49" w16cid:durableId="1188761097">
+    <w:abstractNumId w:val="15"/>
   </w:num>
 </w:numbering>
 </file>
@@ -43602,6 +44329,7 @@
   <w:style w:type="character" w:default="1" w:styleId="DefaultParagraphFont">
     <w:name w:val="Default Paragraph Font"/>
     <w:uiPriority w:val="1"/>
+    <w:semiHidden/>
     <w:unhideWhenUsed/>
   </w:style>
   <w:style w:type="table" w:default="1" w:styleId="TableNormal">
